--- a/zht/docx/33.content.docx
+++ b/zht/docx/33.content.docx
@@ -271,19 +271,7 @@
         <w:rPr>
           <w:lang w:val="zh_TW" w:bidi="zh_TW"/>
         </w:rPr>
-        <w:t>約坦、亞哈斯、希西家（見</w:t>
-      </w:r>
-      <w:r>
-        <w:rPr>
-          <w:lang w:val="zh_TW" w:bidi="zh_TW"/>
-        </w:rPr>
-        <w:t>彌迦書簡介</w:t>
-      </w:r>
-      <w:r>
-        <w:rPr>
-          <w:lang w:val="zh_TW" w:bidi="zh_TW"/>
-        </w:rPr>
-        <w:t>，「背景」）：這三位王的統治合計約65年（約公元前750至686年）。</w:t>
+        <w:t>約坦、亞哈斯、希西家（見彌迦書簡介，「背景」）：這三位王的統治合計約65年（約公元前750至686年）。</w:t>
       </w:r>
     </w:p>
     <w:p>
